--- a/CS341_Project_I_TaskTracker_Alexander_Goda_Amanda_Cabrera/docs/Design/CS341_Project_I_Week2_Design_Package_Alexander_Goda_Amanda_Cabrera.docx
+++ b/CS341_Project_I_TaskTracker_Alexander_Goda_Amanda_Cabrera/docs/Design/CS341_Project_I_Week2_Design_Package_Alexander_Goda_Amanda_Cabrera.docx
@@ -89,7 +89,7 @@
         <w:jc w:val="center"/>
       </w:pPr>
       <w:r>
-        <w:t>Version: 1.0</w:t>
+        <w:t>Version: 1.1 | Final implementation reconciliation: October 16, 2026</w:t>
       </w:r>
     </w:p>
     <w:p>
@@ -107,6 +107,12 @@
       </w:r>
     </w:p>
     <w:p>
+      <w:pPr/>
+      <w:r>
+        <w:t>Final reconciliation: October 16, 2026. This revision preserves Week 2 planning and the historical handoff while updating architecture/schema/UML to the finished code and explicitly distinguishing planned tests from recorded results.</w:t>
+      </w:r>
+    </w:p>
+    <w:p>
       <w:r>
         <w:br w:type="page"/>
       </w:r>
@@ -116,6 +122,9 @@
         <w:pStyle w:val="Heading1"/>
       </w:pPr>
       <w:r>
+        <w:rPr>
+          <w:color w:val="000000"/>
+        </w:rPr>
         <w:t>1. Purpose and Design Basis</w:t>
       </w:r>
     </w:p>
@@ -134,6 +143,9 @@
         <w:pStyle w:val="Heading2"/>
       </w:pPr>
       <w:r>
+        <w:rPr>
+          <w:color w:val="000000"/>
+        </w:rPr>
         <w:t>1.1 Design Inputs</w:t>
       </w:r>
     </w:p>
@@ -182,6 +194,9 @@
         <w:pStyle w:val="Heading2"/>
       </w:pPr>
       <w:r>
+        <w:rPr>
+          <w:color w:val="000000"/>
+        </w:rPr>
         <w:t>1.2 Design Principles Used</w:t>
       </w:r>
     </w:p>
@@ -230,23 +245,27 @@
         <w:pStyle w:val="Heading1"/>
       </w:pPr>
       <w:r>
+        <w:rPr>
+          <w:color w:val="000000"/>
+        </w:rPr>
         <w:t>2. MVC System Architecture</w:t>
       </w:r>
     </w:p>
     <w:p>
       <w:r>
-        <w:t>The Project I specification directs the team to use MVC. The selected architecture separates the desktop user interface (View), application decisions and coordination (Controller), and domain/persistence responsibilities (Model + Persistence). Views do not execute SQL directly. Controllers coordinate user actions, validation, permissions, and navigation. Data-access classes map User and Task objects to SQLite records.</w:t>
+        <w:t>The Project I specification directs the team to use MVC. The selected architecture separates the desktop user interface (View), application decisions and coordination (Controller), and domain/persistence responsibilities (Model + Persistence). Views do not execute SQL directly. Controllers coordinate account/task operations and permissions. Views and Main manage navigation through callbacks. Data-access classes map User and Task objects to SQLite records.</w:t>
       </w:r>
     </w:p>
     <w:p>
       <w:pPr>
+        <w:keepNext/>
         <w:jc w:val="center"/>
       </w:pPr>
       <w:r>
         <w:drawing>
           <wp:inline xmlns:a="http://schemas.openxmlformats.org/drawingml/2006/main" xmlns:pic="http://schemas.openxmlformats.org/drawingml/2006/picture">
-            <wp:extent cx="6217920" cy="1209685"/>
-            <wp:docPr id="1" name="Picture 1"/>
+            <wp:extent cx="6126480" cy="2476119"/>
+            <wp:docPr id="1" name="Picture 1" descr="MVC Architecture reconciled with the production implementation"/>
             <wp:cNvGraphicFramePr>
               <a:graphicFrameLocks noChangeAspect="1"/>
             </wp:cNvGraphicFramePr>
@@ -266,7 +285,7 @@
                   <pic:spPr>
                     <a:xfrm>
                       <a:off x="0" y="0"/>
-                      <a:ext cx="6217920" cy="1209685"/>
+                      <a:ext cx="6126480" cy="2476119"/>
                     </a:xfrm>
                     <a:prstGeom prst="rect"/>
                   </pic:spPr>
@@ -287,7 +306,7 @@
           <w:color w:val="5A5A5A"/>
           <w:sz w:val="18"/>
         </w:rPr>
-        <w:t>Figure 1. Proposed Task Tracker MVC architecture and data flow.</w:t>
+        <w:t>Figure 1. Final Task Tracker MVC architecture and data flow.</w:t>
       </w:r>
     </w:p>
     <w:tbl>
@@ -508,7 +527,7 @@
               <w:rPr>
                 <w:sz w:val="17"/>
               </w:rPr>
-              <w:t>Coordinate use cases, enforce current-user rules, validate requests, call data access, and tell views what to display.</w:t>
+              <w:t>Coordinate use cases, enforce current-user rules, validate requests, call data access, and return results or throw exceptions.</w:t>
             </w:r>
           </w:p>
         </w:tc>
@@ -715,6 +734,9 @@
         <w:pStyle w:val="Heading2"/>
       </w:pPr>
       <w:r>
+        <w:rPr>
+          <w:color w:val="000000"/>
+        </w:rPr>
         <w:t>2.1 Primary Interaction Flow</w:t>
       </w:r>
     </w:p>
@@ -810,10 +832,31 @@
         <w:rPr>
           <w:b/>
         </w:rPr>
-        <w:t xml:space="preserve">7.  </w:t>
+        <w:t>7.  The controller returns data/results or throws an exception. The view displays feedback and invokes navigation or refresh callbacks; Main connects successful login and logout to the appropriate window.</w:t>
       </w:r>
+      <w:r/>
+    </w:p>
+    <w:p>
+      <w:pPr>
+        <w:pStyle w:val="Heading3"/>
+      </w:pPr>
       <w:r>
-        <w:t>The controller tells the view to refresh data, navigate, or display understandable feedback.</w:t>
+        <w:rPr>
+          <w:color w:val="000000"/>
+        </w:rPr>
+        <w:t>Final implementation details: authentication and UI coordination</w:t>
+      </w:r>
+    </w:p>
+    <w:p>
+      <w:pPr/>
+      <w:r>
+        <w:t>AuthController hashes passwords with unsalted SHA-256 before calling UserDAO. users.password_hash stores the hash; User contains only userId and username. Password confirmation and due-date parsing occur in views; authentication/permissions occur in controllers; model setters and database constraints also validate data.</w:t>
+      </w:r>
+    </w:p>
+    <w:p>
+      <w:pPr/>
+      <w:r>
+        <w:t>TaskEditorView offers Unassigned plus all registered users, including the creator. Selecting Unassigned removes assignment. One dashboard combines created and assigned tasks, with Open before Complete and then task ID. The Complete control toggles state. Main initializes the database/DAOs/controllers and starts Swing on the event dispatch thread; Runnable callbacks connect login, logout, and dashboard refresh.</w:t>
       </w:r>
     </w:p>
     <w:p>
@@ -821,6 +864,9 @@
         <w:pStyle w:val="Heading2"/>
       </w:pPr>
       <w:r>
+        <w:rPr>
+          <w:color w:val="000000"/>
+        </w:rPr>
         <w:t>2.2 Architecture Alternatives Considered</w:t>
       </w:r>
     </w:p>
@@ -1119,23 +1165,27 @@
         <w:pStyle w:val="Heading1"/>
       </w:pPr>
       <w:r>
+        <w:rPr>
+          <w:color w:val="000000"/>
+        </w:rPr>
         <w:t>3. Database Schema</w:t>
       </w:r>
     </w:p>
     <w:p>
       <w:r>
-        <w:t>The production database will be a single local SQLite file named tasks.db. DatabaseManager will create the required tables automatically when the application runs and they do not yet exist. This carries forward the successful Week 1 JDBC prototype while keeping the final schema limited to the requirements.</w:t>
+        <w:t>The production database is a single local SQLite file named tasks.db, resolved relative to the application working directory. DatabaseManager creates required tables automatically using embedded CREATE TABLE statements. sql/schema.sql mirrors this schema for reference; Main does not load that file.</w:t>
       </w:r>
     </w:p>
     <w:p>
       <w:pPr>
+        <w:keepNext/>
         <w:jc w:val="center"/>
       </w:pPr>
       <w:r>
         <w:drawing>
           <wp:inline xmlns:a="http://schemas.openxmlformats.org/drawingml/2006/main" xmlns:pic="http://schemas.openxmlformats.org/drawingml/2006/picture">
-            <wp:extent cx="6126480" cy="2121778"/>
-            <wp:docPr id="2" name="Picture 2"/>
+            <wp:extent cx="6126480" cy="2884551"/>
+            <wp:docPr id="2" name="Picture 2" descr="Database Schema reconciled with the production implementation"/>
             <wp:cNvGraphicFramePr>
               <a:graphicFrameLocks noChangeAspect="1"/>
             </wp:cNvGraphicFramePr>
@@ -1155,7 +1205,7 @@
                   <pic:spPr>
                     <a:xfrm>
                       <a:off x="0" y="0"/>
-                      <a:ext cx="6126480" cy="2121778"/>
+                      <a:ext cx="6126480" cy="2884551"/>
                     </a:xfrm>
                     <a:prstGeom prst="rect"/>
                   </pic:spPr>
@@ -1176,7 +1226,7 @@
           <w:color w:val="5A5A5A"/>
           <w:sz w:val="18"/>
         </w:rPr>
-        <w:t>Figure 2. Proposed SQLite schema. assignee_id is optional; creator_id is required.</w:t>
+        <w:t>Figure 2. Implemented SQLite schema. assignee_id is optional; creator_id is required.</w:t>
       </w:r>
     </w:p>
     <w:tbl>
@@ -2235,9 +2285,13 @@
     <w:p>
       <w:pPr>
         <w:pStyle w:val="Heading2"/>
+        <w:pageBreakBefore/>
       </w:pPr>
       <w:r>
-        <w:t>3.1 Proposed Table Creation SQL</w:t>
+        <w:rPr>
+          <w:color w:val="000000"/>
+        </w:rPr>
+        <w:t>3.1 Implemented Table Creation SQL</w:t>
       </w:r>
     </w:p>
     <w:p>
@@ -2505,6 +2559,9 @@
         <w:pStyle w:val="Heading2"/>
       </w:pPr>
       <w:r>
+        <w:rPr>
+          <w:color w:val="000000"/>
+        </w:rPr>
         <w:t>3.2 Database Rules</w:t>
       </w:r>
     </w:p>
@@ -2537,7 +2594,7 @@
         <w:pStyle w:val="ListBullet"/>
       </w:pPr>
       <w:r>
-        <w:t>The task creator can edit, delete, and assign that task. A creator or assignee can mark it complete, matching the Requirements Analysis baseline.</w:t>
+        <w:t>The task creator can edit, delete, and assign that task. A creator or assignee can toggle it between Open and Complete, matching the reconciled FR-11 and UC-08.</w:t>
       </w:r>
     </w:p>
     <w:p>
@@ -2561,14 +2618,18 @@
         <w:pStyle w:val="ListBullet"/>
       </w:pPr>
       <w:r>
-        <w:t>Foreign-key enforcement will be enabled for each SQLite connection.</w:t>
+        <w:t>Foreign-key enforcement is enabled for each SQLite connection.</w:t>
       </w:r>
     </w:p>
     <w:p>
       <w:pPr>
         <w:pStyle w:val="Heading1"/>
+        <w:pageBreakBefore/>
       </w:pPr>
       <w:r>
+        <w:rPr>
+          <w:color w:val="000000"/>
+        </w:rPr>
         <w:t>4. UML Class Design</w:t>
       </w:r>
     </w:p>
@@ -2579,13 +2640,14 @@
     </w:p>
     <w:p>
       <w:pPr>
+        <w:keepNext/>
         <w:jc w:val="center"/>
       </w:pPr>
       <w:r>
         <w:drawing>
           <wp:inline xmlns:a="http://schemas.openxmlformats.org/drawingml/2006/main" xmlns:pic="http://schemas.openxmlformats.org/drawingml/2006/picture">
-            <wp:extent cx="6172200" cy="7160196"/>
-            <wp:docPr id="3" name="Picture 3"/>
+            <wp:extent cx="5669280" cy="6921246"/>
+            <wp:docPr id="3" name="Picture 3" descr="UML Class Diagram reconciled with the production implementation"/>
             <wp:cNvGraphicFramePr>
               <a:graphicFrameLocks noChangeAspect="1"/>
             </wp:cNvGraphicFramePr>
@@ -2605,7 +2667,7 @@
                   <pic:spPr>
                     <a:xfrm>
                       <a:off x="0" y="0"/>
-                      <a:ext cx="6172200" cy="7160196"/>
+                      <a:ext cx="5669280" cy="6921246"/>
                     </a:xfrm>
                     <a:prstGeom prst="rect"/>
                   </pic:spPr>
@@ -2631,13 +2693,14 @@
     </w:p>
     <w:p>
       <w:pPr>
+        <w:keepNext/>
         <w:jc w:val="center"/>
       </w:pPr>
       <w:r>
         <w:drawing>
           <wp:inline xmlns:a="http://schemas.openxmlformats.org/drawingml/2006/main" xmlns:pic="http://schemas.openxmlformats.org/drawingml/2006/picture">
-            <wp:extent cx="6172200" cy="5318213"/>
-            <wp:docPr id="4" name="Picture 4"/>
+            <wp:extent cx="6126480" cy="7275195"/>
+            <wp:docPr id="4" name="Picture 4" descr="UML Controller View Class Diagram reconciled with the production implementation"/>
             <wp:cNvGraphicFramePr>
               <a:graphicFrameLocks noChangeAspect="1"/>
             </wp:cNvGraphicFramePr>
@@ -2657,7 +2720,7 @@
                   <pic:spPr>
                     <a:xfrm>
                       <a:off x="0" y="0"/>
-                      <a:ext cx="6172200" cy="5318213"/>
+                      <a:ext cx="6126480" cy="7275195"/>
                     </a:xfrm>
                     <a:prstGeom prst="rect"/>
                   </pic:spPr>
@@ -3366,7 +3429,10 @@
         <w:pStyle w:val="Heading1"/>
       </w:pPr>
       <w:r>
-        <w:t>5. Proposed Eclipse Package Structure</w:t>
+        <w:rPr>
+          <w:color w:val="000000"/>
+        </w:rPr>
+        <w:t>5. Implemented Eclipse Package Structure</w:t>
       </w:r>
     </w:p>
     <w:p>
@@ -3553,7 +3619,7 @@
     </w:p>
     <w:p>
       <w:r>
-        <w:t>This structure is a design baseline. Minor refinements are expected as implementation reveals better class boundaries, consistent with Professor Cornez's guidance that an initial UML class diagram should be refined through later iterations.</w:t>
+        <w:t>The implemented packages retain the Week 2 design boundaries. Figures 1 through 4 have been reconciled with the production implementation, consistent with Professor Cornez's guidance to refine UML through later iterations. Class diagrams show representative members rather than every helper or accessor.</w:t>
       </w:r>
     </w:p>
     <w:p>
@@ -3561,6 +3627,9 @@
         <w:pStyle w:val="Heading1"/>
       </w:pPr>
       <w:r>
+        <w:rPr>
+          <w:color w:val="000000"/>
+        </w:rPr>
         <w:t>6. JUnit 5 Test Outline</w:t>
       </w:r>
     </w:p>
@@ -4964,9 +5033,35 @@
     <w:p/>
     <w:p>
       <w:pPr>
+        <w:pStyle w:val="Heading3"/>
+      </w:pPr>
+      <w:r>
+        <w:rPr>
+          <w:color w:val="000000"/>
+        </w:rPr>
+        <w:t>Final automated test reconciliation</w:t>
+      </w:r>
+    </w:p>
+    <w:p>
+      <w:pPr/>
+      <w:r>
+        <w:t>The final suite contains 25 test methods: DatabaseManagerTest 2, UserDAOTest 5, TaskDAOTest 6, AuthControllerTest 6, and TaskControllerTest 6. The testing report records the original passing run and a post-fix rerun of 25/25, 0 errors, 0 failures in 0.413 seconds. The JT identifiers below remain Week 2 planning identifiers, not final method names or a claim that every planned assertion was implemented.</w:t>
+      </w:r>
+    </w:p>
+    <w:p>
+      <w:pPr/>
+      <w:r>
+        <w:t>JT-01 through JT-13 have corresponding behavior checks in the final five test classes, with some scenarios split or combined. JT-14 priorityDefaultsToMedium has no dedicated automated assertion. JT-15 blankTitleRejected has no automated assertion; blank-title rejection is recorded as manual acceptance check M07. Completion reopening and the editor/logout sequence remain outside the automated suite; the corrected logout sequence now has manual regression evidence in M10.</w:t>
+      </w:r>
+    </w:p>
+    <w:p>
+      <w:pPr>
         <w:pStyle w:val="Heading2"/>
       </w:pPr>
       <w:r>
+        <w:rPr>
+          <w:color w:val="000000"/>
+        </w:rPr>
         <w:t>6.1 Unit-Test Data Strategy</w:t>
       </w:r>
     </w:p>
@@ -5007,6 +5102,9 @@
         <w:pStyle w:val="Heading1"/>
       </w:pPr>
       <w:r>
+        <w:rPr>
+          <w:color w:val="000000"/>
+        </w:rPr>
         <w:t>7. Acceptance and Visual Test Outline</w:t>
       </w:r>
     </w:p>
@@ -5985,9 +6083,36 @@
     <w:p/>
     <w:p>
       <w:pPr>
-        <w:pStyle w:val="Heading1"/>
+        <w:pStyle w:val="Heading3"/>
       </w:pPr>
       <w:r>
+        <w:rPr>
+          <w:color w:val="000000"/>
+        </w:rPr>
+        <w:t>Final acceptance-test reconciliation</w:t>
+      </w:r>
+    </w:p>
+    <w:p>
+      <w:pPr/>
+      <w:r>
+        <w:t>The AT-01 through AT-10 entries are the historical Week 2 acceptance outline. The final report records M01 through M09 separately and adds post-fix manual regression check M10 for logout closing both editors. M01 corresponds to AT-02; M02/M03 to the task creation/visibility parts of AT-03 and AT-08; M04/M05 to AT-05; M06 to AT-06; M07/M08 to AT-10; and M09 to AT-09. These checks do not establish that every step of every AT scenario was manually executed.</w:t>
+      </w:r>
+    </w:p>
+    <w:p>
+      <w:pPr/>
+      <w:r>
+        <w:t>Creator editing/deletion, logout, assignment removal, and unrelated-user completion denial have automated coverage; they are not separately recorded manual checks. See the final testing report for actual assertions and observations.</w:t>
+      </w:r>
+    </w:p>
+    <w:p>
+      <w:pPr>
+        <w:pStyle w:val="Heading1"/>
+        <w:pageBreakBefore/>
+      </w:pPr>
+      <w:r>
+        <w:rPr>
+          <w:color w:val="000000"/>
+        </w:rPr>
         <w:t>8. Requirements-to-Design Traceability</w:t>
       </w:r>
     </w:p>
@@ -6612,7 +6737,7 @@
               <w:rPr>
                 <w:sz w:val="15"/>
               </w:rPr>
-              <w:t>JT-06, JT-14; AT-04</w:t>
+              <w:t>JT-06; JT-14 remains planned (no dedicated assertion); AT-04 planned; M02/M09 recorded</w:t>
             </w:r>
           </w:p>
         </w:tc>
@@ -6782,7 +6907,7 @@
               <w:rPr>
                 <w:sz w:val="15"/>
               </w:rPr>
-              <w:t>JT-03, JT-05, JT-12, JT-15; AT-02, AT-05, AT-10</w:t>
+              <w:t>JT-03, JT-05, JT-12; JT-15 manual M07 only; AT entries planned; M01/M04/M05/M07/M08 recorded</w:t>
             </w:r>
           </w:p>
         </w:tc>
@@ -6792,9 +6917,13 @@
     <w:p>
       <w:pPr>
         <w:pStyle w:val="Heading1"/>
+        <w:pageBreakBefore/>
       </w:pPr>
       <w:r>
-        <w:t>9. Week 2 Completion and Week 3 Handoff</w:t>
+        <w:rPr>
+          <w:color w:val="000000"/>
+        </w:rPr>
+        <w:t>9. Historical Week 2 Completion and Week 3 Handoff</w:t>
       </w:r>
     </w:p>
     <w:p>
@@ -6909,7 +7038,23 @@
           <w:b/>
           <w:sz w:val="22"/>
         </w:rPr>
-        <w:t>Design status: READY FOR WEEK 3 IMPLEMENTATION</w:t>
+        <w:t>Historical Week 2 status: READY FOR WEEK 3 IMPLEMENTATION. Final implementation status: model, persistence, controllers, and Swing views implemented. The logout/editor correction is manually verified, and the post-fix JUnit rerun passed 25/25. See the final testing report for recorded results.</w:t>
+      </w:r>
+    </w:p>
+    <w:p>
+      <w:pPr>
+        <w:pStyle w:val="Heading2"/>
+      </w:pPr>
+      <w:r>
+        <w:rPr>
+          <w:color w:val="000000"/>
+        </w:rPr>
+        <w:t>9.1 Verified Session Lifecycle Correction</w:t>
+      </w:r>
+    </w:p>
+    <w:p>
+      <w:r>
+        <w:t>TaskDashboardView tracks each task editor it opens, removes closed editors from its list, and disposes all remaining editors when the dashboard is disposed. Logout disposes the dashboard and its editors before clearing the authenticated session and invoking the login callback. The post-fix Eclipse JUnit rerun on October 16, 2026 completed 25/25 tests with 0 errors and 0 failures in 0.413 seconds, as shown in the 11:33 PM screenshot. The existing suite still contains 25 methods; no new automated GUI test was added. Manual regression check M10 passed: the user confirmed that both New Task and Edit Task windows closed automatically when Logout was clicked. The subsequent screenshot shows Amanda's dashboard without the old editors. This is manual GUI evidence, separate from the JUnit rerun. No dedicated automated editor/logout test has been added.</w:t>
       </w:r>
     </w:p>
     <w:sectPr>
@@ -7724,7 +7869,7 @@
       <w:rFonts w:asciiTheme="majorHAnsi" w:eastAsiaTheme="majorEastAsia" w:hAnsiTheme="majorHAnsi" w:cstheme="majorBidi"/>
       <w:i/>
       <w:iCs/>
-      <w:color w:val="4F81BD" w:themeColor="accent1"/>
+      <w:color w:val="000000"/>
       <w:spacing w:val="15"/>
       <w:sz w:val="24"/>
       <w:szCs w:val="24"/>

--- a/CS341_Project_I_TaskTracker_Alexander_Goda_Amanda_Cabrera/docs/Design/CS341_Project_I_Week2_Design_Package_Alexander_Goda_Amanda_Cabrera.docx
+++ b/CS341_Project_I_TaskTracker_Alexander_Goda_Amanda_Cabrera/docs/Design/CS341_Project_I_Week2_Design_Package_Alexander_Goda_Amanda_Cabrera.docx
@@ -7057,6 +7057,24 @@
         <w:t>TaskDashboardView tracks each task editor it opens, removes closed editors from its list, and disposes all remaining editors when the dashboard is disposed. Logout disposes the dashboard and its editors before clearing the authenticated session and invoking the login callback. The post-fix Eclipse JUnit rerun on October 16, 2026 completed 25/25 tests with 0 errors and 0 failures in 0.413 seconds, as shown in the 11:33 PM screenshot. The existing suite still contains 25 methods; no new automated GUI test was added. Manual regression check M10 passed: the user confirmed that both New Task and Edit Task windows closed automatically when Logout was clicked. The subsequent screenshot shows Amanda's dashboard without the old editors. This is manual GUI evidence, separate from the JUnit rerun. No dedicated automated editor/logout test has been added.</w:t>
       </w:r>
     </w:p>
+    <w:p>
+      <w:r>
+        <w:br w:type="page"/>
+      </w:r>
+    </w:p>
+    <w:p>
+      <w:pPr>
+        <w:pStyle w:val="Heading1"/>
+      </w:pPr>
+      <w:r>
+        <w:t>Final audit addendum</w:t>
+      </w:r>
+    </w:p>
+    <w:p>
+      <w:r>
+        <w:t>Final audit addendum dated October 16, 2026. This addendum supersedes current-suite counts and coverage-limit statements above while preserving historical results and Week 1/Week 2 plans. The expanded Eclipse JUnit 5 suite passed 28/28 tests with 0 errors and 0 failures in 0.444 seconds. Class counts are DatabaseManagerTest 2, UserDAOTest 5, TaskDAOTest 6, AuthControllerTest 6, and TaskControllerTest 9. Three new controller tests cover rejection of every public task operation while logged out, self-assignment without duplicate dashboard results with MEDIUM default and optional date, completion and reopening followed by unassignment, and blank-title create/edit rejection with saved data unchanged. These are automated controller/SQLite checks, not GUI passes. Editor-window cleanup remains covered by the previously recorded manual M10 only. The fresh Problems tab reported 0 items in its current configuration. Production sources compiled on JDK 11.0.30 with --release 11 and -Xlint:all without diagnostics. Eclipse launched Main and reported database initialization success, but native automation could not bind to the Java window; no new manual GUI pass is claimed. See docs/FINAL_AUDIT.md and docs/FINAL_SUBMISSION_CHECKLIST.md for delivery status and limitations.</w:t>
+      </w:r>
+    </w:p>
     <w:sectPr>
       <w:headerReference w:type="default" r:id="rId9"/>
       <w:footerReference w:type="default" r:id="rId10"/>

--- a/CS341_Project_I_TaskTracker_Alexander_Goda_Amanda_Cabrera/docs/Design/CS341_Project_I_Week2_Design_Package_Alexander_Goda_Amanda_Cabrera.docx
+++ b/CS341_Project_I_TaskTracker_Alexander_Goda_Amanda_Cabrera/docs/Design/CS341_Project_I_Week2_Design_Package_Alexander_Goda_Amanda_Cabrera.docx
@@ -5045,13 +5045,13 @@
     <w:p>
       <w:pPr/>
       <w:r>
-        <w:t>The final suite contains 25 test methods: DatabaseManagerTest 2, UserDAOTest 5, TaskDAOTest 6, AuthControllerTest 6, and TaskControllerTest 6. The testing report records the original passing run and a post-fix rerun of 25/25, 0 errors, 0 failures in 0.413 seconds. The JT identifiers below remain Week 2 planning identifiers, not final method names or a claim that every planned assertion was implemented.</w:t>
+        <w:t>The final suite contains 28 test methods: DatabaseManagerTest 2, UserDAOTest 5, TaskDAOTest 6, AuthControllerTest 6, and TaskControllerTest 9. The latest recorded run passed 28/28 with 0 errors and 0 failures in 0.444 seconds. JT identifiers remain Week 2 planning identifiers, rather than final method names.</w:t>
       </w:r>
     </w:p>
     <w:p>
       <w:pPr/>
       <w:r>
-        <w:t>JT-01 through JT-13 have corresponding behavior checks in the final five test classes, with some scenarios split or combined. JT-14 priorityDefaultsToMedium has no dedicated automated assertion. JT-15 blankTitleRejected has no automated assertion; blank-title rejection is recorded as manual acceptance check M07. Completion reopening and the editor/logout sequence remain outside the automated suite; the corrected logout sequence now has manual regression evidence in M10.</w:t>
+        <w:t>JT-01 through JT-13 have corresponding behavior checks in the final five test classes, with some scenarios split or combined. Controller tests also cover JT-14 default MEDIUM priority and JT-15 blank-title rejection, along with completion reopening and unassignment. Editor-window cleanup on logout remains covered by manual check M10 rather than an automated Swing test.</w:t>
       </w:r>
     </w:p>
     <w:p>
@@ -6737,7 +6737,7 @@
               <w:rPr>
                 <w:sz w:val="15"/>
               </w:rPr>
-              <w:t>JT-06; JT-14 remains planned (no dedicated assertion); AT-04 planned; M02/M09 recorded</w:t>
+              <w:t>JT-06; JT-14 covered by controller test; AT-04 planned; M02/M09 recorded</w:t>
             </w:r>
           </w:p>
         </w:tc>
@@ -6907,7 +6907,7 @@
               <w:rPr>
                 <w:sz w:val="15"/>
               </w:rPr>
-              <w:t>JT-03, JT-05, JT-12; JT-15 manual M07 only; AT entries planned; M01/M04/M05/M07/M08 recorded</w:t>
+              <w:t>JT-03, JT-05, JT-12; JT-15 controller test and manual M07; AT entries planned; M01/M04/M05/M07/M08 recorded</w:t>
             </w:r>
           </w:p>
         </w:tc>
@@ -7054,7 +7054,7 @@
     </w:p>
     <w:p>
       <w:r>
-        <w:t>TaskDashboardView tracks each task editor it opens, removes closed editors from its list, and disposes all remaining editors when the dashboard is disposed. Logout disposes the dashboard and its editors before clearing the authenticated session and invoking the login callback. The post-fix Eclipse JUnit rerun on October 16, 2026 completed 25/25 tests with 0 errors and 0 failures in 0.413 seconds, as shown in the 11:33 PM screenshot. The existing suite still contains 25 methods; no new automated GUI test was added. Manual regression check M10 passed: the user confirmed that both New Task and Edit Task windows closed automatically when Logout was clicked. The subsequent screenshot shows Amanda's dashboard without the old editors. This is manual GUI evidence, separate from the JUnit rerun. No dedicated automated editor/logout test has been added.</w:t>
+        <w:t>TaskDashboardView tracks each task editor it opens, removes closed editors from its list, and disposes all remaining editors when the dashboard is disposed. Logout disposes the dashboard and its editors before clearing the authenticated session and invoking the login callback. The post-fix Eclipse JUnit rerun on October 16, 2026 completed 25/25 tests with 0 errors and 0 failures in 0.413 seconds, as shown in the 11:33 PM screenshot. That historical suite contained 25 methods; no new automated GUI test was added. Manual regression check M10 passed: Alexander confirmed that both New Task and Edit Task windows closed automatically when Logout was clicked. The subsequent screenshot shows Amanda's dashboard without the old editors. This is manual GUI evidence, separate from the JUnit rerun. No dedicated automated editor/logout test has been added.</w:t>
       </w:r>
     </w:p>
     <w:p>
@@ -7067,12 +7067,12 @@
         <w:pStyle w:val="Heading1"/>
       </w:pPr>
       <w:r>
-        <w:t>Final audit addendum</w:t>
+        <w:t>Latest recorded verification</w:t>
       </w:r>
     </w:p>
     <w:p>
       <w:r>
-        <w:t>Final audit addendum dated October 16, 2026. This addendum supersedes current-suite counts and coverage-limit statements above while preserving historical results and Week 1/Week 2 plans. The expanded Eclipse JUnit 5 suite passed 28/28 tests with 0 errors and 0 failures in 0.444 seconds. Class counts are DatabaseManagerTest 2, UserDAOTest 5, TaskDAOTest 6, AuthControllerTest 6, and TaskControllerTest 9. Three new controller tests cover rejection of every public task operation while logged out, self-assignment without duplicate dashboard results with MEDIUM default and optional date, completion and reopening followed by unassignment, and blank-title create/edit rejection with saved data unchanged. These are automated controller/SQLite checks, not GUI passes. Editor-window cleanup remains covered by the previously recorded manual M10 only. The fresh Problems tab reported 0 items in its current configuration. Production sources compiled on JDK 11.0.30 with --release 11 and -Xlint:all without diagnostics. Eclipse launched Main and reported database initialization success, but native automation could not bind to the Java window; no new manual GUI pass is claimed. See docs/FINAL_AUDIT.md and docs/FINAL_SUBMISSION_CHECKLIST.md for delivery status and limitations.</w:t>
+        <w:t>The latest recorded October 16, 2026 Eclipse run passed 28/28 JUnit tests with 0 errors and 0 failures in 0.444 seconds. Controller tests cover session boundaries, default priority, blank titles, self-assignment, reopening, and unassignment. Manual checks M01–M10 remain separate historical evidence and were not repeated during this automated run. Editor cleanup on logout is covered by manual M10, with no automated Swing test.</w:t>
       </w:r>
     </w:p>
     <w:sectPr>
